--- a/download/marqai-enterprise-gap-analysis.docx
+++ b/download/marqai-enterprise-gap-analysis.docx
@@ -121,7 +121,7 @@
           <w:color w:val="101820"/>
           <w:sz w:val="22"/>
         </w:rPr>
-        <w:t>June 24, 2026</w:t>
+        <w:t>July 06, 2026</w:t>
       </w:r>
     </w:p>
     <w:p>
